--- a/manuscript/var_granger_manuscript_en.docx
+++ b/manuscript/var_granger_manuscript_en.docx
@@ -183,7 +183,7 @@
           <w:rFonts w:ascii="Times New Roman" w:hAnsi="Times New Roman"/>
           <w:sz w:val="24"/>
         </w:rPr>
-        <w:t>Obstetrics and gynaecology exhibited the strongest forward Granger causality (F = 46.66, P &lt; 0.001), with impulse response functions indicating that a litigation shock reduces physician supply for approximately 3–5 years.</w:t>
+        <w:t>Obstetrics and gynaecology exhibited the strongest forward Granger causality (F = 46.66, P &lt; 0.001), with impulse response functions indicating that a litigation shock reduces physician supply for approximately 3-5 years.</w:t>
       </w:r>
     </w:p>
     <w:p>
@@ -221,7 +221,7 @@
           <w:rFonts w:ascii="Times New Roman" w:hAnsi="Times New Roman"/>
           <w:sz w:val="24"/>
         </w:rPr>
-        <w:t>Workforce planning models should incorporate a 1–4 year lag between safety incident trends and their downstream effects on physician supply.</w:t>
+        <w:t>Workforce planning models should incorporate a 1-4 year lag between safety incident trends and their downstream effects on physician supply.</w:t>
       </w:r>
     </w:p>
     <w:p>
@@ -234,7 +234,7 @@
           <w:rFonts w:ascii="Times New Roman" w:hAnsi="Times New Roman"/>
           <w:sz w:val="24"/>
         </w:rPr>
-        <w:t>Specialties showing bidirectional causality (obstetrics, paediatrics, general surgery) may benefit most from early intervention to break the shortage–incident cycle.</w:t>
+        <w:t>Specialties showing bidirectional causality (obstetrics, paediatrics, general surgery) may benefit most from early intervention to break the shortage-incident cycle.</w:t>
       </w:r>
     </w:p>
     <w:p>
@@ -285,7 +285,7 @@
           <w:rFonts w:ascii="Times New Roman" w:hAnsi="Times New Roman"/>
           <w:sz w:val="24"/>
         </w:rPr>
-        <w:t>Impulse response functions reveal a 3–5 year effect duration after a litigation shock.</w:t>
+        <w:t>Impulse response functions reveal a 3-5 year effect duration after a litigation shock.</w:t>
       </w:r>
     </w:p>
     <w:p>
@@ -394,7 +394,7 @@
           <w:i w:val="0"/>
           <w:sz w:val="24"/>
         </w:rPr>
-        <w:t>We constructed bivariate vector autoregression (VAR) models for 12 specialties using two national incident series—mandatory safety reports (2015–2025) and malpractice litigation statistics (2004–2023)—paired with physician and facility counts. Granger causality F-tests, impulse response functions (IRF), and VAR-based forecasts were computed.</w:t>
+        <w:t>We constructed bivariate vector autoregression (VAR) models for 12 specialties using two national incident series—mandatory safety reports (2015-2025) and malpractice litigation statistics (2004-2023)—paired with physician and facility counts. Granger causality F-tests, impulse response functions (IRF), and VAR-based forecasts were computed.</w:t>
       </w:r>
     </w:p>
     <w:p>
@@ -416,7 +416,7 @@
           <w:i w:val="0"/>
           <w:sz w:val="24"/>
         </w:rPr>
-        <w:t>Of 47 VAR models fitted, 20 showed significant forward Granger causality (incidents → workforce; P &lt; 0.05). Obstetrics and gynaecology exhibited the strongest association with physician counts (F = 46.66, P &lt; 0.001, lag 1 year). Significant forward causality was found for 9 of 12 specialties using litigation data. Bidirectional causality was observed in 7 specialty-outcome pairs, including obstetrics, paediatrics, and general surgery. IRFs indicated that a one-unit litigation shock reduced physician counts for 3–5 years. VAR forecasts project continued decline in general surgery physicians (−230/year) and facilities (−310/year) through 2033.</w:t>
+        <w:t>Of 47 VAR models fitted, 20 showed significant forward Granger causality (incidents → workforce; P &lt; 0.05). Obstetrics and gynaecology exhibited the strongest association with physician counts (F = 46.66, P &lt; 0.001, lag 1 year). Significant forward causality was found for 9 of 12 specialties using litigation data. Bidirectional causality was observed in 7 specialty-outcome pairs, including obstetrics, paediatrics, and general surgery. IRFs indicated that a one-unit litigation shock reduced physician counts for 3-5 years. VAR forecasts project continued decline in general surgery physicians (-230/year) and facilities (-310/year) through 2033.</w:t>
       </w:r>
     </w:p>
     <w:p>
@@ -438,7 +438,7 @@
           <w:i w:val="0"/>
           <w:sz w:val="24"/>
         </w:rPr>
-        <w:t>Medical safety incidents Granger-cause reductions in physician supply across most specialties, with effects lasting 3–5 years. Bidirectional causality in several specialties suggests a reinforcing cycle. These findings support incorporating incident trends into workforce planning models.</w:t>
+        <w:t>Medical safety incidents Granger-cause reductions in physician supply across most specialties, with effects lasting 3-5 years. Bidirectional causality in several specialties suggests a reinforcing cycle. These findings support incorporating incident trends into workforce planning models.</w:t>
       </w:r>
     </w:p>
     <w:p>
@@ -493,7 +493,7 @@
           <w:sz w:val="20"/>
           <w:vertAlign w:val="superscript"/>
         </w:rPr>
-        <w:t>[1–3]</w:t>
+        <w:t>[1-3]</w:t>
       </w:r>
       <w:r>
         <w:rPr>
@@ -512,7 +512,7 @@
           <w:sz w:val="20"/>
           <w:vertAlign w:val="superscript"/>
         </w:rPr>
-        <w:t>[4–6]</w:t>
+        <w:t>[4-6]</w:t>
       </w:r>
     </w:p>
     <w:p>
@@ -692,7 +692,7 @@
           <w:sz w:val="20"/>
           <w:vertAlign w:val="superscript"/>
         </w:rPr>
-        <w:t>[15–17]</w:t>
+        <w:t>[15-17]</w:t>
       </w:r>
       <w:r>
         <w:rPr>
@@ -784,7 +784,7 @@
           <w:i w:val="0"/>
           <w:sz w:val="24"/>
         </w:rPr>
-        <w:t>Medical safety incident data were obtained from two sources. Definition 1 (JMSR): annual specialty-specific incident reports to the Japan Medical Safety Research Organisation for fiscal years 2015–2025 (11 annual observations).</w:t>
+        <w:t>Medical safety incident data were obtained from two sources. Definition 1 (JMSR): annual specialty-specific incident reports to the Japan Medical Safety Research Organisation for fiscal years 2015-2025 (11 annual observations).</w:t>
       </w:r>
       <w:r>
         <w:rPr>
@@ -803,7 +803,7 @@
           <w:i w:val="0"/>
           <w:sz w:val="24"/>
         </w:rPr>
-        <w:t xml:space="preserve"> Definition 2 (litigation): annual specialty-specific medical malpractice closed-claim counts from the Supreme Court of Japan for 2004–2023 (20 annual observations).</w:t>
+        <w:t xml:space="preserve"> Definition 2 (litigation): annual specialty-specific medical malpractice closed-claim counts from the Supreme Court of Japan for 2004-2023 (20 annual observations).</w:t>
       </w:r>
       <w:r>
         <w:rPr>
@@ -827,7 +827,7 @@
           <w:i w:val="0"/>
           <w:sz w:val="24"/>
         </w:rPr>
-        <w:t>Specialty-specific physician counts were obtained from the National Survey of Physicians, Dentists, and Pharmacists, conducted biennially by the Ministry of Health, Labour and Welfare, covering 2002–2024.</w:t>
+        <w:t>Specialty-specific physician counts were obtained from the National Survey of Physicians, Dentists, and Pharmacists, conducted biennially by the Ministry of Health, Labour and Welfare, covering 2002-2024.</w:t>
       </w:r>
       <w:r>
         <w:rPr>
@@ -846,7 +846,7 @@
           <w:i w:val="0"/>
           <w:sz w:val="24"/>
         </w:rPr>
-        <w:t xml:space="preserve"> As the survey is biennial, annual values were obtained by linear interpolation between survey years. Specialty-specific facility counts were obtained from the Survey of Medical Institutions, covering 2005–2024.</w:t>
+        <w:t xml:space="preserve"> As the survey is biennial, annual values were obtained by linear interpolation between survey years. Specialty-specific facility counts were obtained from the Survey of Medical Institutions, covering 2005-2024.</w:t>
       </w:r>
       <w:r>
         <w:rPr>
@@ -865,7 +865,7 @@
           <w:i w:val="0"/>
           <w:sz w:val="24"/>
         </w:rPr>
-        <w:t xml:space="preserve"> Specialist trainee enrolment data were obtained from the Japan Board of Medical Specialties for 2018–2025 (8 years).</w:t>
+        <w:t xml:space="preserve"> Specialist trainee enrolment data were obtained from the Japan Board of Medical Specialties for 2018-2025 (8 years).</w:t>
       </w:r>
       <w:r>
         <w:rPr>
@@ -927,7 +927,7 @@
           <w:i w:val="0"/>
           <w:sz w:val="24"/>
         </w:rPr>
-        <w:t>Stationarity of each series was assessed using augmented Dickey–Fuller (ADF) tests. When both series in a pair were non-stationary, first differences were used; otherwise, models were fitted in levels with a stationarity caveat noted.</w:t>
+        <w:t>Stationarity of each series was assessed using augmented Dickey-Fuller (ADF) tests. When both series in a pair were non-stationary, first differences were used; otherwise, models were fitted in levels with a stationarity caveat noted.</w:t>
       </w:r>
     </w:p>
     <w:p>
@@ -941,7 +941,7 @@
           <w:i w:val="0"/>
           <w:sz w:val="24"/>
         </w:rPr>
-        <w:t>For each specialty–definition–outcome combination, a bivariate VAR model was fitted with the two endogenous variables being incident counts and the workforce outcome (physician count or facility count). The optimal lag order was selected by minimising the Akaike information criterion (AIC), with a maximum lag of min(4, n/3 − 1) to preserve degrees of freedom in these relatively short series.</w:t>
+        <w:t>For each specialty-definition-outcome combination, a bivariate VAR model was fitted with the two endogenous variables being incident counts and the workforce outcome (physician count or facility count). The optimal lag order was selected by minimising the Akaike information criterion (AIC), with a maximum lag of min(4, n/3 - 1) to preserve degrees of freedom in these relatively short series.</w:t>
       </w:r>
     </w:p>
     <w:p>
@@ -1021,7 +1021,7 @@
           <w:i w:val="0"/>
           <w:sz w:val="24"/>
         </w:rPr>
-        <w:t>For specialties with litigation data (the longer series), VAR-based forecasts of workforce outcomes were generated for 2024–2033, with 95% forecast intervals.</w:t>
+        <w:t>For specialties with litigation data (the longer series), VAR-based forecasts of workforce outcomes were generated for 2024-2033, with 95% forecast intervals.</w:t>
       </w:r>
     </w:p>
     <w:p>
@@ -1059,7 +1059,7 @@
           <w:sz w:val="20"/>
           <w:vertAlign w:val="superscript"/>
         </w:rPr>
-        <w:t>[25–27]</w:t>
+        <w:t>[25-27]</w:t>
       </w:r>
       <w:r>
         <w:rPr>
@@ -1163,7 +1163,7 @@
           <w:i w:val="0"/>
           <w:sz w:val="24"/>
         </w:rPr>
-        <w:t>A total of 47 bivariate VAR models were fitted across the 12 specialties, two incident definitions, and two workforce outcomes. The litigation-based models (20 annual observations) provided the primary analysis; JMSR-based models (10–11 overlapping observations) served as sensitivity analyses. AIC-selected lag orders ranged from 1 to 4 (median 2).</w:t>
+        <w:t>A total of 47 bivariate VAR models were fitted across the 12 specialties, two incident definitions, and two workforce outcomes. The litigation-based models (20 annual observations) provided the primary analysis; JMSR-based models (10-11 overlapping observations) served as sensitivity analyses. AIC-selected lag orders ranged from 1 to 4 (median 2).</w:t>
       </w:r>
     </w:p>
     <w:p>
@@ -1189,7 +1189,7 @@
           <w:i w:val="0"/>
           <w:sz w:val="24"/>
         </w:rPr>
-        <w:t>Table 1 presents the Granger causality test results for all specialty–outcome combinations using litigation data. Of the 24 litigation-based tests (12 specialties × 2 outcomes), 18 showed significant forward Granger causality (incidents → workforce, P &lt; 0.05). The strongest forward associations were observed for obstetrics and gynaecology (physicians: F = 46.66, P &lt; 0.001; facilities: F = 16.34, P &lt; 0.001), psychiatry (physicians: F = 20.89, P &lt; 0.001), and anaesthesiology (facilities: F = 20.34, P &lt; 0.001).</w:t>
+        <w:t>Table 1 presents the Granger causality test results for all specialty-outcome combinations using litigation data. Of the 24 litigation-based tests (12 specialties * 2 outcomes), 18 showed significant forward Granger causality (incidents → workforce, P &lt; 0.05). The strongest forward associations were observed for obstetrics and gynaecology (physicians: F = 46.66, P &lt; 0.001; facilities: F = 16.34, P &lt; 0.001), psychiatry (physicians: F = 20.89, P &lt; 0.001), and anaesthesiology (facilities: F = 20.34, P &lt; 0.001).</w:t>
       </w:r>
     </w:p>
     <w:p>
@@ -1202,7 +1202,7 @@
           <w:b/>
           <w:sz w:val="20"/>
         </w:rPr>
-        <w:t>Table 1. Granger causality test results for litigation data (12 specialties × 2 outcomes). Forward: incidents → workforce; Reverse: workforce → incidents. *P &lt; 0.05.</w:t>
+        <w:t>Table 1. Granger causality test results for litigation data (12 specialties * 2 outcomes). Forward: incidents → workforce; Reverse: workforce → incidents. *P &lt; 0.05.</w:t>
       </w:r>
     </w:p>
     <w:tbl>
@@ -4821,7 +4821,7 @@
           <w:i w:val="0"/>
           <w:sz w:val="24"/>
         </w:rPr>
-        <w:t>Significant reverse Granger causality (workforce → incidents) was observed in 8 litigation-based models, indicating bidirectional temporal dynamics. Seven specialty–outcome combinations showed significant causality in both directions: obstetrics and gynaecology (physicians and facilities), paediatrics (physicians and facilities), general surgery (JMSR–physicians), ophthalmology (facilities), and otolaryngology (facilities). This bidirectional pattern is consistent with a reinforcing cycle in which safety incidents deter physician recruitment, leading to workforce shortages that in turn increase incident risk.</w:t>
+        <w:t>Significant reverse Granger causality (workforce → incidents) was observed in 8 litigation-based models, indicating bidirectional temporal dynamics. Seven specialty-outcome combinations showed significant causality in both directions: obstetrics and gynaecology (physicians and facilities), paediatrics (physicians and facilities), general surgery (JMSR-physicians), ophthalmology (facilities), and otolaryngology (facilities). This bidirectional pattern is consistent with a reinforcing cycle in which safety incidents deter physician recruitment, leading to workforce shortages that in turn increase incident risk.</w:t>
       </w:r>
     </w:p>
     <w:p>
@@ -4835,7 +4835,7 @@
           <w:i w:val="0"/>
           <w:sz w:val="24"/>
         </w:rPr>
-        <w:t>In the JMSR-based sensitivity analysis (Table 2), only 2 of 24 tests showed significant forward Granger causality, likely reflecting the shorter series (10–11 observations) and consequent reduced statistical power. However, general surgery (F = 23.04, P = 0.003) and psychiatry (F = 9.48, P = 0.022) reached significance even with this limited sample.</w:t>
+        <w:t>In the JMSR-based sensitivity analysis (Table 2), only 2 of 24 tests showed significant forward Granger causality, likely reflecting the shorter series (10-11 observations) and consequent reduced statistical power. However, general surgery (F = 23.04, P = 0.003) and psychiatry (F = 9.48, P = 0.022) reached significance even with this limited sample.</w:t>
       </w:r>
     </w:p>
     <w:p>
@@ -4848,7 +4848,7 @@
           <w:b/>
           <w:sz w:val="20"/>
         </w:rPr>
-        <w:t>Table 2. Granger causality test results for JMSR data (sensitivity analysis, 10–11 observations). *P &lt; 0.05.</w:t>
+        <w:t>Table 2. Granger causality test results for JMSR data (sensitivity analysis, 10-11 observations). *P &lt; 0.05.</w:t>
       </w:r>
     </w:p>
     <w:tbl>
@@ -8336,7 +8336,7 @@
           <w:i w:val="0"/>
           <w:sz w:val="24"/>
         </w:rPr>
-        <w:t>Figure 2 shows the IRFs for the response of physician counts to a one-unit shock in litigation cases for six key specialties. For obstetrics and gynaecology, the IRF demonstrates a sustained negative response peaking at approximately 2–3 years and persisting for 5 years. General surgery shows a similar pattern with the response attenuating by year 4. The corresponding IRFs for facility counts are shown in Supplementary Figure S1.</w:t>
+        <w:t>Figure 2 shows the IRFs for the response of physician counts to a one-unit shock in litigation cases for six key specialties. For obstetrics and gynaecology, the IRF demonstrates a sustained negative response peaking at approximately 2-3 years and persisting for 5 years. General surgery shows a similar pattern with the response attenuating by year 4. The corresponding IRFs for facility counts are shown in Supplementary Figure S1.</w:t>
       </w:r>
     </w:p>
     <w:p>
@@ -8375,7 +8375,7 @@
           <w:b/>
           <w:sz w:val="20"/>
         </w:rPr>
-        <w:t>Table 3. VAR-based workforce forecasts for selected specialties (point estimates from litigation–outcome bivariate models).</w:t>
+        <w:t>Table 3. VAR-based workforce forecasts for selected specialties (point estimates from litigation-outcome bivariate models).</w:t>
       </w:r>
     </w:p>
     <w:tbl>
@@ -9346,7 +9346,7 @@
           <w:i w:val="0"/>
           <w:sz w:val="24"/>
         </w:rPr>
-        <w:t>Detrended correlations between JMSR incident reports and specialist trainee enrolment (2018–2025, n = 8) showed notable negative associations for psychiatry (r = −0.77, P = 0.025), anaesthesiology (r = −0.77, P = 0.026), and obstetrics and gynaecology (r = −0.70, P = 0.051). However, these results should be interpreted cautiously given the short series and limited statistical power.</w:t>
+        <w:t>Detrended correlations between JMSR incident reports and specialist trainee enrolment (2018-2025, n = 8) showed notable negative associations for psychiatry (r = -0.77, P = 0.025), anaesthesiology (r = -0.77, P = 0.026), and obstetrics and gynaecology (r = -0.70, P = 0.051). However, these results should be interpreted cautiously given the short series and limited statistical power.</w:t>
       </w:r>
     </w:p>
     <w:p>
@@ -9479,7 +9479,7 @@
           <w:i w:val="0"/>
           <w:sz w:val="24"/>
         </w:rPr>
-        <w:t>The observation of bidirectional Granger causality in 7 specialty–outcome combinations has important policy implications. Forward causality (incidents → workforce decline) is consistent with the hypothesised ‘incident avoidance’ pathway: high-profile safety events deter entry and accelerate exit from a specialty. Reverse causality (workforce decline → incidents) is consistent with an ‘overwork’ pathway: fewer physicians per caseload leads to fatigue, reduced supervision, and increased incident risk.</w:t>
+        <w:t>The observation of bidirectional Granger causality in 7 specialty-outcome combinations has important policy implications. Forward causality (incidents → workforce decline) is consistent with the hypothesised ‘incident avoidance’ pathway: high-profile safety events deter entry and accelerate exit from a specialty. Reverse causality (workforce decline → incidents) is consistent with an ‘overwork’ pathway: fewer physicians per caseload leads to fatigue, reduced supervision, and increased incident risk.</w:t>
       </w:r>
     </w:p>
     <w:p>
@@ -9493,7 +9493,7 @@
           <w:i w:val="0"/>
           <w:sz w:val="24"/>
         </w:rPr>
-        <w:t>The coexistence of both pathways in specialties such as obstetrics and gynaecology, paediatrics, and general surgery suggests a reinforcing vicious cycle. Policy interventions to break this cycle could target either pathway: improving post-incident support and public communication (to reduce avoidance), or augmenting workforce capacity and reducing per-physician workload (to reduce incident risk). The IRF results, showing that workforce effects persist for 3–5 years after a litigation shock, define a window during which such interventions could be most effective.</w:t>
+        <w:t>The coexistence of both pathways in specialties such as obstetrics and gynaecology, paediatrics, and general surgery suggests a reinforcing vicious cycle. Policy interventions to break this cycle could target either pathway: improving post-incident support and public communication (to reduce avoidance), or augmenting workforce capacity and reducing per-physician workload (to reduce incident risk). The IRF results, showing that workforce effects persist for 3-5 years after a litigation shock, define a window during which such interventions could be most effective.</w:t>
       </w:r>
     </w:p>
     <w:p>
@@ -9548,7 +9548,7 @@
           <w:sz w:val="20"/>
           <w:vertAlign w:val="superscript"/>
         </w:rPr>
-        <w:t>[1–3]</w:t>
+        <w:t>[1-3]</w:t>
       </w:r>
       <w:r>
         <w:rPr>
@@ -9656,7 +9656,7 @@
           <w:i w:val="0"/>
           <w:sz w:val="24"/>
         </w:rPr>
-        <w:t>Medical safety incidents in Japan Granger-cause reductions in specialty-specific physician supply in 9 of 12 specialties analysed, with effects persisting for 3–5 years as estimated by impulse response functions. Bidirectional causality in several specialties suggests a reinforcing cycle between workforce shortages and safety incidents. These temporal parameters should be incorporated into workforce forecasting models. Further research using individual-level panel data and natural experiments is needed to confirm these associations and elucidate the underlying mechanisms.</w:t>
+        <w:t>Medical safety incidents in Japan Granger-cause reductions in specialty-specific physician supply in 9 of 12 specialties analysed, with effects persisting for 3-5 years as estimated by impulse response functions. Bidirectional causality in several specialties suggests a reinforcing cycle between workforce shortages and safety incidents. These temporal parameters should be incorporated into workforce forecasting models. Further research using individual-level panel data and natural experiments is needed to confirm these associations and elucidate the underlying mechanisms.</w:t>
       </w:r>
     </w:p>
     <w:p>
@@ -9833,7 +9833,7 @@
           <w:rFonts w:ascii="Times New Roman" w:hAnsi="Times New Roman"/>
           <w:sz w:val="20"/>
         </w:rPr>
-        <w:t>1. Studdert DM, Mello MM, Sage WM, et al. Defensive medicine among high-risk specialist physicians in a volatile malpractice environment. JAMA 2005;293:2609–17.</w:t>
+        <w:t>1. Studdert DM, Mello MM, Sage WM, et al. Defensive medicine among high-risk specialist physicians in a volatile malpractice environment. JAMA 2005;293:2609-17.</w:t>
       </w:r>
     </w:p>
     <w:p>
@@ -9845,7 +9845,7 @@
           <w:rFonts w:ascii="Times New Roman" w:hAnsi="Times New Roman"/>
           <w:sz w:val="20"/>
         </w:rPr>
-        <w:t>2. Mello MM, Studdert DM, DesRoches CM, et al. Caring for patients in a malpractice crisis: physician satisfaction and quality of care. Health Aff (Millwood) 2004;23:42–53.</w:t>
+        <w:t>2. Mello MM, Studdert DM, DesRoches CM, et al. Caring for patients in a malpractice crisis: physician satisfaction and quality of care. Health Aff (Millwood) 2004;23:42-53.</w:t>
       </w:r>
     </w:p>
     <w:p>
@@ -9857,7 +9857,7 @@
           <w:rFonts w:ascii="Times New Roman" w:hAnsi="Times New Roman"/>
           <w:sz w:val="20"/>
         </w:rPr>
-        <w:t>3. Kessler D, McClellan MB. Do doctors practice defensive medicine? Q J Econ 1996;111:353–90.</w:t>
+        <w:t>3. Kessler D, McClellan MB. Do doctors practice defensive medicine? Q J Econ 1996;111:353-90.</w:t>
       </w:r>
     </w:p>
     <w:p>
@@ -9869,7 +9869,7 @@
           <w:rFonts w:ascii="Times New Roman" w:hAnsi="Times New Roman"/>
           <w:sz w:val="20"/>
         </w:rPr>
-        <w:t>4. Klick J, Stratmann T. Medical malpractice reform and physicians in high-risk specialties. J Legal Stud 2007;36:S121–42.</w:t>
+        <w:t>4. Klick J, Stratmann T. Medical malpractice reform and physicians in high-risk specialties. J Legal Stud 2007;36:S121-42.</w:t>
       </w:r>
     </w:p>
     <w:p>
@@ -9881,7 +9881,7 @@
           <w:rFonts w:ascii="Times New Roman" w:hAnsi="Times New Roman"/>
           <w:sz w:val="20"/>
         </w:rPr>
-        <w:t>5. Frakes M. Defensive medicine and obstetric practices. J Empir Legal Stud 2012;9:457–81.</w:t>
+        <w:t>5. Frakes M. Defensive medicine and obstetric practices. J Empir Legal Stud 2012;9:457-81.</w:t>
       </w:r>
     </w:p>
     <w:p>
@@ -9905,7 +9905,7 @@
           <w:rFonts w:ascii="Times New Roman" w:hAnsi="Times New Roman"/>
           <w:sz w:val="20"/>
         </w:rPr>
-        <w:t>7. Nagamatsu S, Kami M, Nakata Y. Healthcare safety committee in Japan: mandatory accountability reporting system and punishment. Curr Opin Anaesthesiol 2009;22:199–206.</w:t>
+        <w:t>7. Nagamatsu S, Kami M, Nakata Y. Healthcare safety committee in Japan: mandatory accountability reporting system and punishment. Curr Opin Anaesthesiol 2009;22:199-206.</w:t>
       </w:r>
     </w:p>
     <w:p>
@@ -9917,7 +9917,7 @@
           <w:rFonts w:ascii="Times New Roman" w:hAnsi="Times New Roman"/>
           <w:sz w:val="20"/>
         </w:rPr>
-        <w:t>8. Hiyama T, Yoshihara M, Tanaka S, et al. Defensive medicine practices among gastroenterologists in Japan. World J Gastroenterol 2006;12:7671–5.</w:t>
+        <w:t>8. Hiyama T, Yoshihara M, Tanaka S, et al. Defensive medicine practices among gastroenterologists in Japan. World J Gastroenterol 2006;12:7671-5.</w:t>
       </w:r>
     </w:p>
     <w:p>
@@ -9929,7 +9929,7 @@
           <w:rFonts w:ascii="Times New Roman" w:hAnsi="Times New Roman"/>
           <w:sz w:val="20"/>
         </w:rPr>
-        <w:t>9. Ishikawa T. Distribution and retention of obstetrician-gynecologists in Japan: a longitudinal study, 1996–2016. Nihon Iji Shimpo 2021. [in Japanese]</w:t>
+        <w:t>9. Ishikawa T. Distribution and retention of obstetrician-gynecologists in Japan: a longitudinal study, 1996-2016. Nihon Iji Shimpo 2021. [in Japanese]</w:t>
       </w:r>
     </w:p>
     <w:p>
@@ -9941,7 +9941,7 @@
           <w:rFonts w:ascii="Times New Roman" w:hAnsi="Times New Roman"/>
           <w:sz w:val="20"/>
         </w:rPr>
-        <w:t>10. Morita H. Criminal prosecution and physician supply. Int Rev Law Econ 2018;55:1–11.</w:t>
+        <w:t>10. Morita H. Criminal prosecution and physician supply. Int Rev Law Econ 2018;55:1-11.</w:t>
       </w:r>
     </w:p>
     <w:p>
@@ -10013,7 +10013,7 @@
           <w:rFonts w:ascii="Times New Roman" w:hAnsi="Times New Roman"/>
           <w:sz w:val="20"/>
         </w:rPr>
-        <w:t>16. Granger CWJ. Investigating causal relations by econometric models and cross-spectral methods. Econometrica 1969;37:424–38.</w:t>
+        <w:t>16. Granger CWJ. Investigating causal relations by econometric models and cross-spectral methods. Econometrica 1969;37:424-38.</w:t>
       </w:r>
     </w:p>
     <w:p>
@@ -10025,7 +10025,7 @@
           <w:rFonts w:ascii="Times New Roman" w:hAnsi="Times New Roman"/>
           <w:sz w:val="20"/>
         </w:rPr>
-        <w:t>17. Toda HY, Yamamoto T. Statistical inference in vector autoregressions with possibly integrated processes. J Econom 1995;66:225–50.</w:t>
+        <w:t>17. Toda HY, Yamamoto T. Statistical inference in vector autoregressions with possibly integrated processes. J Econom 1995;66:225-50.</w:t>
       </w:r>
     </w:p>
     <w:p>
@@ -10109,7 +10109,7 @@
           <w:rFonts w:ascii="Times New Roman" w:hAnsi="Times New Roman"/>
           <w:sz w:val="20"/>
         </w:rPr>
-        <w:t>24. Sims CA. Macroeconomics and reality. Econometrica 1980;48:1–48.</w:t>
+        <w:t>24. Sims CA. Macroeconomics and reality. Econometrica 1980;48:1-48.</w:t>
       </w:r>
     </w:p>
     <w:p>
@@ -10121,7 +10121,7 @@
           <w:rFonts w:ascii="Times New Roman" w:hAnsi="Times New Roman"/>
           <w:sz w:val="20"/>
         </w:rPr>
-        <w:t>25. Seabold S, Perktold J. Statsmodels: econometric and statistical modeling with Python. Proceedings of the 9th Python in Science Conference. 2010:92–6.</w:t>
+        <w:t>25. Seabold S, Perktold J. Statsmodels: econometric and statistical modeling with Python. Proceedings of the 9th Python in Science Conference. 2010:92-6.</w:t>
       </w:r>
     </w:p>
     <w:p>
@@ -10133,7 +10133,7 @@
           <w:rFonts w:ascii="Times New Roman" w:hAnsi="Times New Roman"/>
           <w:sz w:val="20"/>
         </w:rPr>
-        <w:t>26. Virtanen P, Gommers R, Oliphant TE, et al. SciPy 1.0: fundamental algorithms for scientific computing in Python. Nat Methods 2020;17:261–72.</w:t>
+        <w:t>26. Virtanen P, Gommers R, Oliphant TE, et al. SciPy 1.0: fundamental algorithms for scientific computing in Python. Nat Methods 2020;17:261-72.</w:t>
       </w:r>
     </w:p>
     <w:p>
@@ -10145,7 +10145,7 @@
           <w:rFonts w:ascii="Times New Roman" w:hAnsi="Times New Roman"/>
           <w:sz w:val="20"/>
         </w:rPr>
-        <w:t>27. McKinney W. Data structures for statistical computing in Python. Proceedings of the 9th Python in Science Conference. 2010:56–61.</w:t>
+        <w:t>27. McKinney W. Data structures for statistical computing in Python. Proceedings of the 9th Python in Science Conference. 2010:56-61.</w:t>
       </w:r>
     </w:p>
     <w:p>
@@ -10157,7 +10157,7 @@
           <w:rFonts w:ascii="Times New Roman" w:hAnsi="Times New Roman"/>
           <w:sz w:val="20"/>
         </w:rPr>
-        <w:t>28. Currie J, MacLeod WB. First do no harm? Tort reform and birth outcomes. Q J Econ 2008;123:795–830.</w:t>
+        <w:t>28. Currie J, MacLeod WB. First do no harm? Tort reform and birth outcomes. Q J Econ 2008;123:795-830.</w:t>
       </w:r>
     </w:p>
     <w:p>
@@ -10194,7 +10194,7 @@
           <w:rFonts w:ascii="Times New Roman" w:hAnsi="Times New Roman"/>
           <w:sz w:val="22"/>
         </w:rPr>
-        <w:t>Trends in medical safety incident counts by specialty. Panel A: JMSR mandatory reports (2015–2025). Panel B: Medical malpractice litigation (2004–2023). The 12 core specialties are shown with dual y-axes.</w:t>
+        <w:t>Trends in medical safety incident counts by specialty. Panel A: JMSR mandatory reports (2015-2025). Panel B: Medical malpractice litigation (2004-2023). The 12 core specialties are shown with dual y-axes.</w:t>
       </w:r>
     </w:p>
     <w:p>
@@ -10234,7 +10234,7 @@
           <w:rFonts w:ascii="Times New Roman" w:hAnsi="Times New Roman"/>
           <w:sz w:val="22"/>
         </w:rPr>
-        <w:t>VAR-based forecasts of physician and facility counts for general surgery, obstetrics and gynaecology, and internal medicine (2024–2033). Blue circles: historical data; red dashed line: VAR forecast; shaded area: 95% forecast interval.</w:t>
+        <w:t>VAR-based forecasts of physician and facility counts for general surgery, obstetrics and gynaecology, and internal medicine (2024-2033). Blue circles: historical data; red dashed line: VAR forecast; shaded area: 95% forecast interval.</w:t>
       </w:r>
     </w:p>
     <w:p>
@@ -10340,7 +10340,7 @@
     <w:lvl w:ilvl="0">
       <w:start w:val="1"/>
       <w:numFmt w:val="bullet"/>
-      <w:lvlText w:val=""/>
+      <w:lvlText w:val="*"/>
       <w:lvlJc w:val="left"/>
       <w:pPr>
         <w:tabs>
@@ -10361,7 +10361,7 @@
       <w:start w:val="1"/>
       <w:numFmt w:val="bullet"/>
       <w:pStyle w:val="ListBullet3"/>
-      <w:lvlText w:val=""/>
+      <w:lvlText w:val="*"/>
       <w:lvlJc w:val="left"/>
       <w:pPr>
         <w:tabs>
@@ -10382,7 +10382,7 @@
       <w:start w:val="1"/>
       <w:numFmt w:val="bullet"/>
       <w:pStyle w:val="ListBullet2"/>
-      <w:lvlText w:val=""/>
+      <w:lvlText w:val="*"/>
       <w:lvlJc w:val="left"/>
       <w:pPr>
         <w:tabs>
@@ -10421,7 +10421,7 @@
       <w:start w:val="1"/>
       <w:numFmt w:val="bullet"/>
       <w:pStyle w:val="ListBullet"/>
-      <w:lvlText w:val=""/>
+      <w:lvlText w:val="*"/>
       <w:lvlJc w:val="left"/>
       <w:pPr>
         <w:tabs>
@@ -34165,10 +34165,10 @@
         <a:latin typeface="Calibri"/>
         <a:ea typeface=""/>
         <a:cs typeface=""/>
-        <a:font script="Jpan" typeface="ＭＳ ゴシック"/>
-        <a:font script="Hang" typeface="맑은 고딕"/>
-        <a:font script="Hans" typeface="宋体"/>
-        <a:font script="Hant" typeface="新細明體"/>
+        <a:font script="Jpan" typeface="MS Gothic"/>
+        <a:font script="Hang" typeface="Malgun Gothic"/>
+        <a:font script="Hans" typeface="SimSun"/>
+        <a:font script="Hant" typeface="PMingLiU"/>
         <a:font script="Arab" typeface="Times New Roman"/>
         <a:font script="Hebr" typeface="Times New Roman"/>
         <a:font script="Thai" typeface="Angsana New"/>
@@ -34200,10 +34200,10 @@
         <a:latin typeface="Cambria"/>
         <a:ea typeface=""/>
         <a:cs typeface=""/>
-        <a:font script="Jpan" typeface="ＭＳ 明朝"/>
-        <a:font script="Hang" typeface="맑은 고딕"/>
-        <a:font script="Hans" typeface="宋体"/>
-        <a:font script="Hant" typeface="新細明體"/>
+        <a:font script="Jpan" typeface="MS Mincho"/>
+        <a:font script="Hang" typeface="Malgun Gothic"/>
+        <a:font script="Hans" typeface="SimSun"/>
+        <a:font script="Hant" typeface="PMingLiU"/>
         <a:font script="Arab" typeface="Arial"/>
         <a:font script="Hebr" typeface="Arial"/>
         <a:font script="Thai" typeface="Cordia New"/>
